--- a/Module-3/Session-3/session3.docx
+++ b/Module-3/Session-3/session3.docx
@@ -90,14 +90,72 @@
           <w:sz w:val="28"/>
           <w:szCs w:val="28"/>
         </w:rPr>
-        <w:t xml:space="preserve">Q-2: </w:t>
-      </w:r>
-      <w:r>
-        <w:rPr>
-          <w:sz w:val="28"/>
-          <w:szCs w:val="28"/>
-        </w:rPr>
-        <w:t xml:space="preserve">Build a class Product for a Flipkart-style app with a parameterized constructor that takes </w:t>
+        <w:t>Ans:</w:t>
+      </w:r>
+    </w:p>
+    <w:p>
+      <w:pPr>
+        <w:ind w:left="1440"/>
+        <w:rPr>
+          <w:sz w:val="28"/>
+          <w:szCs w:val="28"/>
+        </w:rPr>
+      </w:pPr>
+      <w:r>
+        <w:rPr>
+          <w:sz w:val="28"/>
+          <w:szCs w:val="28"/>
+        </w:rPr>
+        <w:t>#include&lt;iostream&gt;</w:t>
+      </w:r>
+    </w:p>
+    <w:p>
+      <w:pPr>
+        <w:ind w:left="1440"/>
+        <w:rPr>
+          <w:sz w:val="28"/>
+          <w:szCs w:val="28"/>
+        </w:rPr>
+      </w:pPr>
+      <w:r>
+        <w:rPr>
+          <w:sz w:val="28"/>
+          <w:szCs w:val="28"/>
+        </w:rPr>
+        <w:t>using namespace std;</w:t>
+      </w:r>
+    </w:p>
+    <w:p>
+      <w:pPr>
+        <w:ind w:left="1440"/>
+        <w:rPr>
+          <w:sz w:val="28"/>
+          <w:szCs w:val="28"/>
+        </w:rPr>
+      </w:pPr>
+      <w:r>
+        <w:rPr>
+          <w:sz w:val="28"/>
+          <w:szCs w:val="28"/>
+        </w:rPr>
+        <w:t>class Playlist{</w:t>
+      </w:r>
+    </w:p>
+    <w:p>
+      <w:pPr>
+        <w:ind w:left="1440"/>
+        <w:rPr>
+          <w:sz w:val="28"/>
+          <w:szCs w:val="28"/>
+        </w:rPr>
+      </w:pPr>
+      <w:r>
+        <w:rPr>
+          <w:sz w:val="28"/>
+          <w:szCs w:val="28"/>
+        </w:rPr>
+        <w:tab/>
+        <w:t xml:space="preserve">string </w:t>
       </w:r>
       <w:proofErr w:type="spellStart"/>
       <w:r>
@@ -105,7 +163,7 @@
           <w:sz w:val="28"/>
           <w:szCs w:val="28"/>
         </w:rPr>
-        <w:t>productName</w:t>
+        <w:t>playlistName</w:t>
       </w:r>
       <w:proofErr w:type="spellEnd"/>
       <w:r>
@@ -113,16 +171,86 @@
           <w:sz w:val="28"/>
           <w:szCs w:val="28"/>
         </w:rPr>
-        <w:t xml:space="preserve">, price, and rating as arguments and displays all details using a </w:t>
+        <w:t>;</w:t>
+      </w:r>
+    </w:p>
+    <w:p>
+      <w:pPr>
+        <w:ind w:left="1440"/>
+        <w:rPr>
+          <w:sz w:val="28"/>
+          <w:szCs w:val="28"/>
+        </w:rPr>
+      </w:pPr>
+      <w:r>
+        <w:rPr>
+          <w:sz w:val="28"/>
+          <w:szCs w:val="28"/>
+        </w:rPr>
+        <w:tab/>
+        <w:t>public:</w:t>
+      </w:r>
+    </w:p>
+    <w:p>
+      <w:pPr>
+        <w:ind w:left="1440"/>
+        <w:rPr>
+          <w:sz w:val="28"/>
+          <w:szCs w:val="28"/>
+        </w:rPr>
+      </w:pPr>
+      <w:r>
+        <w:rPr>
+          <w:sz w:val="28"/>
+          <w:szCs w:val="28"/>
+        </w:rPr>
+        <w:tab/>
+      </w:r>
+      <w:r>
+        <w:rPr>
+          <w:sz w:val="28"/>
+          <w:szCs w:val="28"/>
+        </w:rPr>
+        <w:tab/>
+        <w:t>Playlist(){</w:t>
+      </w:r>
+    </w:p>
+    <w:p>
+      <w:pPr>
+        <w:ind w:left="1440"/>
+        <w:rPr>
+          <w:sz w:val="28"/>
+          <w:szCs w:val="28"/>
+        </w:rPr>
+      </w:pPr>
+      <w:r>
+        <w:rPr>
+          <w:sz w:val="28"/>
+          <w:szCs w:val="28"/>
+        </w:rPr>
+        <w:tab/>
+      </w:r>
+      <w:r>
+        <w:rPr>
+          <w:sz w:val="28"/>
+          <w:szCs w:val="28"/>
+        </w:rPr>
+        <w:tab/>
+      </w:r>
+      <w:r>
+        <w:rPr>
+          <w:sz w:val="28"/>
+          <w:szCs w:val="28"/>
+        </w:rPr>
+        <w:tab/>
       </w:r>
       <w:proofErr w:type="spellStart"/>
-      <w:proofErr w:type="gramStart"/>
-      <w:r>
-        <w:rPr>
-          <w:sz w:val="28"/>
-          <w:szCs w:val="28"/>
-        </w:rPr>
-        <w:t>displayInfo</w:t>
+      <w:r>
+        <w:rPr>
+          <w:sz w:val="28"/>
+          <w:szCs w:val="28"/>
+        </w:rPr>
+        <w:t>playlistName</w:t>
       </w:r>
       <w:proofErr w:type="spellEnd"/>
       <w:r>
@@ -130,16 +258,212 @@
           <w:sz w:val="28"/>
           <w:szCs w:val="28"/>
         </w:rPr>
-        <w:t>(</w:t>
-      </w:r>
-      <w:proofErr w:type="gramEnd"/>
-      <w:r>
-        <w:rPr>
-          <w:sz w:val="28"/>
-          <w:szCs w:val="28"/>
-        </w:rPr>
-        <w:t>) method.</w:t>
-      </w:r>
+        <w:t xml:space="preserve"> = "My Favourites";</w:t>
+      </w:r>
+    </w:p>
+    <w:p>
+      <w:pPr>
+        <w:ind w:left="1440"/>
+        <w:rPr>
+          <w:sz w:val="28"/>
+          <w:szCs w:val="28"/>
+        </w:rPr>
+      </w:pPr>
+      <w:r>
+        <w:rPr>
+          <w:sz w:val="28"/>
+          <w:szCs w:val="28"/>
+        </w:rPr>
+        <w:tab/>
+      </w:r>
+      <w:r>
+        <w:rPr>
+          <w:sz w:val="28"/>
+          <w:szCs w:val="28"/>
+        </w:rPr>
+        <w:tab/>
+      </w:r>
+      <w:r>
+        <w:rPr>
+          <w:sz w:val="28"/>
+          <w:szCs w:val="28"/>
+        </w:rPr>
+        <w:tab/>
+      </w:r>
+      <w:proofErr w:type="spellStart"/>
+      <w:r>
+        <w:rPr>
+          <w:sz w:val="28"/>
+          <w:szCs w:val="28"/>
+        </w:rPr>
+        <w:t>cout</w:t>
+      </w:r>
+      <w:proofErr w:type="spellEnd"/>
+      <w:r>
+        <w:rPr>
+          <w:sz w:val="28"/>
+          <w:szCs w:val="28"/>
+        </w:rPr>
+        <w:t>&lt;&lt;"Welcome to "&lt;&lt;</w:t>
+      </w:r>
+      <w:proofErr w:type="spellStart"/>
+      <w:r>
+        <w:rPr>
+          <w:sz w:val="28"/>
+          <w:szCs w:val="28"/>
+        </w:rPr>
+        <w:t>playlistName</w:t>
+      </w:r>
+      <w:proofErr w:type="spellEnd"/>
+      <w:r>
+        <w:rPr>
+          <w:sz w:val="28"/>
+          <w:szCs w:val="28"/>
+        </w:rPr>
+        <w:t>&lt;&lt;" Playlist"&lt;&lt;"\n";</w:t>
+      </w:r>
+    </w:p>
+    <w:p>
+      <w:pPr>
+        <w:ind w:left="1440"/>
+        <w:rPr>
+          <w:sz w:val="28"/>
+          <w:szCs w:val="28"/>
+        </w:rPr>
+      </w:pPr>
+      <w:r>
+        <w:rPr>
+          <w:sz w:val="28"/>
+          <w:szCs w:val="28"/>
+        </w:rPr>
+        <w:tab/>
+      </w:r>
+      <w:r>
+        <w:rPr>
+          <w:sz w:val="28"/>
+          <w:szCs w:val="28"/>
+        </w:rPr>
+        <w:tab/>
+        <w:t>}</w:t>
+      </w:r>
+    </w:p>
+    <w:p>
+      <w:pPr>
+        <w:ind w:left="1440"/>
+        <w:rPr>
+          <w:sz w:val="28"/>
+          <w:szCs w:val="28"/>
+        </w:rPr>
+      </w:pPr>
+      <w:r>
+        <w:rPr>
+          <w:sz w:val="28"/>
+          <w:szCs w:val="28"/>
+        </w:rPr>
+        <w:t>};</w:t>
+      </w:r>
+    </w:p>
+    <w:p>
+      <w:pPr>
+        <w:ind w:left="1440"/>
+        <w:rPr>
+          <w:sz w:val="28"/>
+          <w:szCs w:val="28"/>
+        </w:rPr>
+      </w:pPr>
+      <w:r>
+        <w:rPr>
+          <w:sz w:val="28"/>
+          <w:szCs w:val="28"/>
+        </w:rPr>
+        <w:t>int main(){</w:t>
+      </w:r>
+    </w:p>
+    <w:p>
+      <w:pPr>
+        <w:ind w:left="1440"/>
+        <w:rPr>
+          <w:sz w:val="28"/>
+          <w:szCs w:val="28"/>
+        </w:rPr>
+      </w:pPr>
+      <w:r>
+        <w:rPr>
+          <w:sz w:val="28"/>
+          <w:szCs w:val="28"/>
+        </w:rPr>
+        <w:tab/>
+        <w:t>Playlist p;</w:t>
+      </w:r>
+    </w:p>
+    <w:p>
+      <w:pPr>
+        <w:ind w:left="1440"/>
+        <w:rPr>
+          <w:sz w:val="28"/>
+          <w:szCs w:val="28"/>
+        </w:rPr>
+      </w:pPr>
+      <w:r>
+        <w:rPr>
+          <w:sz w:val="28"/>
+          <w:szCs w:val="28"/>
+        </w:rPr>
+        <w:tab/>
+        <w:t>return 0;</w:t>
+      </w:r>
+    </w:p>
+    <w:p>
+      <w:pPr>
+        <w:ind w:left="1440"/>
+        <w:rPr>
+          <w:sz w:val="28"/>
+          <w:szCs w:val="28"/>
+        </w:rPr>
+      </w:pPr>
+      <w:r>
+        <w:rPr>
+          <w:sz w:val="28"/>
+          <w:szCs w:val="28"/>
+        </w:rPr>
+        <w:t>}</w:t>
+      </w:r>
+    </w:p>
+    <w:p>
+      <w:pPr>
+        <w:ind w:left="1440"/>
+        <w:rPr>
+          <w:sz w:val="28"/>
+          <w:szCs w:val="28"/>
+        </w:rPr>
+      </w:pPr>
+    </w:p>
+    <w:p>
+      <w:pPr>
+        <w:ind w:left="1440"/>
+        <w:rPr>
+          <w:sz w:val="28"/>
+          <w:szCs w:val="28"/>
+        </w:rPr>
+      </w:pPr>
+    </w:p>
+    <w:p>
+      <w:pPr>
+        <w:ind w:left="1440"/>
+        <w:rPr>
+          <w:sz w:val="28"/>
+          <w:szCs w:val="28"/>
+        </w:rPr>
+      </w:pPr>
+    </w:p>
+    <w:p>
+      <w:pPr>
+        <w:ind w:left="1440"/>
+        <w:rPr>
+          <w:sz w:val="28"/>
+          <w:szCs w:val="28"/>
+        </w:rPr>
+      </w:pPr>
     </w:p>
     <w:p>
       <w:pPr>
@@ -156,14 +480,47 @@
           <w:sz w:val="28"/>
           <w:szCs w:val="28"/>
         </w:rPr>
-        <w:t xml:space="preserve">Q-3: </w:t>
-      </w:r>
-      <w:r>
-        <w:rPr>
-          <w:sz w:val="28"/>
-          <w:szCs w:val="28"/>
-        </w:rPr>
-        <w:t>Create a class Movie with a parameterized constructor and then use a copy constructor to duplicate a Movie object. Print both the original and copied movie details to show they are identical.</w:t>
+        <w:lastRenderedPageBreak/>
+        <w:t xml:space="preserve">Q-2: </w:t>
+      </w:r>
+      <w:r>
+        <w:rPr>
+          <w:sz w:val="28"/>
+          <w:szCs w:val="28"/>
+        </w:rPr>
+        <w:t xml:space="preserve">Build a class Product for a Flipkart-style app with a parameterized constructor that takes </w:t>
+      </w:r>
+      <w:proofErr w:type="spellStart"/>
+      <w:r>
+        <w:rPr>
+          <w:sz w:val="28"/>
+          <w:szCs w:val="28"/>
+        </w:rPr>
+        <w:t>productName</w:t>
+      </w:r>
+      <w:proofErr w:type="spellEnd"/>
+      <w:r>
+        <w:rPr>
+          <w:sz w:val="28"/>
+          <w:szCs w:val="28"/>
+        </w:rPr>
+        <w:t xml:space="preserve">, price, and rating as arguments and displays all details using a </w:t>
+      </w:r>
+      <w:proofErr w:type="spellStart"/>
+      <w:r>
+        <w:rPr>
+          <w:sz w:val="28"/>
+          <w:szCs w:val="28"/>
+        </w:rPr>
+        <w:t>displayInfo</w:t>
+      </w:r>
+      <w:proofErr w:type="spellEnd"/>
+      <w:r>
+        <w:rPr>
+          <w:sz w:val="28"/>
+          <w:szCs w:val="28"/>
+        </w:rPr>
+        <w:t>() method.</w:t>
       </w:r>
     </w:p>
     <w:p>
@@ -181,14 +538,72 @@
           <w:sz w:val="28"/>
           <w:szCs w:val="28"/>
         </w:rPr>
-        <w:t xml:space="preserve">Q-4: </w:t>
-      </w:r>
-      <w:r>
-        <w:rPr>
-          <w:sz w:val="28"/>
-          <w:szCs w:val="28"/>
-        </w:rPr>
-        <w:t xml:space="preserve">Simulate a </w:t>
+        <w:t>Ans:</w:t>
+      </w:r>
+    </w:p>
+    <w:p>
+      <w:pPr>
+        <w:ind w:left="1440"/>
+        <w:rPr>
+          <w:sz w:val="28"/>
+          <w:szCs w:val="28"/>
+        </w:rPr>
+      </w:pPr>
+      <w:r>
+        <w:rPr>
+          <w:sz w:val="28"/>
+          <w:szCs w:val="28"/>
+        </w:rPr>
+        <w:t>#include&lt;iostream&gt;</w:t>
+      </w:r>
+    </w:p>
+    <w:p>
+      <w:pPr>
+        <w:ind w:left="1440"/>
+        <w:rPr>
+          <w:sz w:val="28"/>
+          <w:szCs w:val="28"/>
+        </w:rPr>
+      </w:pPr>
+      <w:r>
+        <w:rPr>
+          <w:sz w:val="28"/>
+          <w:szCs w:val="28"/>
+        </w:rPr>
+        <w:t>using namespace std;</w:t>
+      </w:r>
+    </w:p>
+    <w:p>
+      <w:pPr>
+        <w:ind w:left="1440"/>
+        <w:rPr>
+          <w:sz w:val="28"/>
+          <w:szCs w:val="28"/>
+        </w:rPr>
+      </w:pPr>
+      <w:r>
+        <w:rPr>
+          <w:sz w:val="28"/>
+          <w:szCs w:val="28"/>
+        </w:rPr>
+        <w:t>class Product{</w:t>
+      </w:r>
+    </w:p>
+    <w:p>
+      <w:pPr>
+        <w:ind w:left="1440"/>
+        <w:rPr>
+          <w:sz w:val="28"/>
+          <w:szCs w:val="28"/>
+        </w:rPr>
+      </w:pPr>
+      <w:r>
+        <w:rPr>
+          <w:sz w:val="28"/>
+          <w:szCs w:val="28"/>
+        </w:rPr>
+        <w:tab/>
+        <w:t xml:space="preserve">string </w:t>
       </w:r>
       <w:proofErr w:type="spellStart"/>
       <w:r>
@@ -196,7 +611,7 @@
           <w:sz w:val="28"/>
           <w:szCs w:val="28"/>
         </w:rPr>
-        <w:t>BookMyShow</w:t>
+        <w:t>productName</w:t>
       </w:r>
       <w:proofErr w:type="spellEnd"/>
       <w:r>
@@ -204,15 +619,557 @@
           <w:sz w:val="28"/>
           <w:szCs w:val="28"/>
         </w:rPr>
-        <w:t xml:space="preserve"> ticket booking by creating a Ticket class that prints 'Saving your ticket...' in its destructor. Create and delete a Ticket object to demonstrate the destructor lifecycle</w:t>
-      </w:r>
-      <w:r>
-        <w:rPr>
-          <w:sz w:val="28"/>
-          <w:szCs w:val="28"/>
-        </w:rPr>
-        <w:t>.</w:t>
-      </w:r>
+        <w:t>;</w:t>
+      </w:r>
+    </w:p>
+    <w:p>
+      <w:pPr>
+        <w:ind w:left="1440"/>
+        <w:rPr>
+          <w:sz w:val="28"/>
+          <w:szCs w:val="28"/>
+        </w:rPr>
+      </w:pPr>
+      <w:r>
+        <w:rPr>
+          <w:sz w:val="28"/>
+          <w:szCs w:val="28"/>
+        </w:rPr>
+        <w:tab/>
+        <w:t>float price;</w:t>
+      </w:r>
+    </w:p>
+    <w:p>
+      <w:pPr>
+        <w:ind w:left="1440"/>
+        <w:rPr>
+          <w:sz w:val="28"/>
+          <w:szCs w:val="28"/>
+        </w:rPr>
+      </w:pPr>
+      <w:r>
+        <w:rPr>
+          <w:sz w:val="28"/>
+          <w:szCs w:val="28"/>
+        </w:rPr>
+        <w:tab/>
+        <w:t>float rating;</w:t>
+      </w:r>
+    </w:p>
+    <w:p>
+      <w:pPr>
+        <w:ind w:left="1440"/>
+        <w:rPr>
+          <w:sz w:val="28"/>
+          <w:szCs w:val="28"/>
+        </w:rPr>
+      </w:pPr>
+      <w:r>
+        <w:rPr>
+          <w:sz w:val="28"/>
+          <w:szCs w:val="28"/>
+        </w:rPr>
+        <w:tab/>
+        <w:t>public:</w:t>
+      </w:r>
+    </w:p>
+    <w:p>
+      <w:pPr>
+        <w:ind w:left="1440"/>
+        <w:rPr>
+          <w:sz w:val="28"/>
+          <w:szCs w:val="28"/>
+        </w:rPr>
+      </w:pPr>
+      <w:r>
+        <w:rPr>
+          <w:sz w:val="28"/>
+          <w:szCs w:val="28"/>
+        </w:rPr>
+        <w:tab/>
+      </w:r>
+      <w:r>
+        <w:rPr>
+          <w:sz w:val="28"/>
+          <w:szCs w:val="28"/>
+        </w:rPr>
+        <w:tab/>
+        <w:t>Product(string name, float p, float r){</w:t>
+      </w:r>
+    </w:p>
+    <w:p>
+      <w:pPr>
+        <w:ind w:left="1440"/>
+        <w:rPr>
+          <w:sz w:val="28"/>
+          <w:szCs w:val="28"/>
+        </w:rPr>
+      </w:pPr>
+      <w:r>
+        <w:rPr>
+          <w:sz w:val="28"/>
+          <w:szCs w:val="28"/>
+        </w:rPr>
+        <w:tab/>
+      </w:r>
+      <w:r>
+        <w:rPr>
+          <w:sz w:val="28"/>
+          <w:szCs w:val="28"/>
+        </w:rPr>
+        <w:tab/>
+      </w:r>
+      <w:r>
+        <w:rPr>
+          <w:sz w:val="28"/>
+          <w:szCs w:val="28"/>
+        </w:rPr>
+        <w:tab/>
+      </w:r>
+      <w:proofErr w:type="spellStart"/>
+      <w:r>
+        <w:rPr>
+          <w:sz w:val="28"/>
+          <w:szCs w:val="28"/>
+        </w:rPr>
+        <w:t>productName</w:t>
+      </w:r>
+      <w:proofErr w:type="spellEnd"/>
+      <w:r>
+        <w:rPr>
+          <w:sz w:val="28"/>
+          <w:szCs w:val="28"/>
+        </w:rPr>
+        <w:t xml:space="preserve"> = name;</w:t>
+      </w:r>
+    </w:p>
+    <w:p>
+      <w:pPr>
+        <w:ind w:left="1440"/>
+        <w:rPr>
+          <w:sz w:val="28"/>
+          <w:szCs w:val="28"/>
+        </w:rPr>
+      </w:pPr>
+      <w:r>
+        <w:rPr>
+          <w:sz w:val="28"/>
+          <w:szCs w:val="28"/>
+        </w:rPr>
+        <w:tab/>
+      </w:r>
+      <w:r>
+        <w:rPr>
+          <w:sz w:val="28"/>
+          <w:szCs w:val="28"/>
+        </w:rPr>
+        <w:tab/>
+      </w:r>
+      <w:r>
+        <w:rPr>
+          <w:sz w:val="28"/>
+          <w:szCs w:val="28"/>
+        </w:rPr>
+        <w:tab/>
+        <w:t>price = p;</w:t>
+      </w:r>
+    </w:p>
+    <w:p>
+      <w:pPr>
+        <w:ind w:left="1440"/>
+        <w:rPr>
+          <w:sz w:val="28"/>
+          <w:szCs w:val="28"/>
+        </w:rPr>
+      </w:pPr>
+      <w:r>
+        <w:rPr>
+          <w:sz w:val="28"/>
+          <w:szCs w:val="28"/>
+        </w:rPr>
+        <w:tab/>
+      </w:r>
+      <w:r>
+        <w:rPr>
+          <w:sz w:val="28"/>
+          <w:szCs w:val="28"/>
+        </w:rPr>
+        <w:tab/>
+      </w:r>
+      <w:r>
+        <w:rPr>
+          <w:sz w:val="28"/>
+          <w:szCs w:val="28"/>
+        </w:rPr>
+        <w:tab/>
+        <w:t>rating = r;</w:t>
+      </w:r>
+    </w:p>
+    <w:p>
+      <w:pPr>
+        <w:ind w:left="1440"/>
+        <w:rPr>
+          <w:sz w:val="28"/>
+          <w:szCs w:val="28"/>
+        </w:rPr>
+      </w:pPr>
+      <w:r>
+        <w:rPr>
+          <w:sz w:val="28"/>
+          <w:szCs w:val="28"/>
+        </w:rPr>
+        <w:tab/>
+      </w:r>
+      <w:r>
+        <w:rPr>
+          <w:sz w:val="28"/>
+          <w:szCs w:val="28"/>
+        </w:rPr>
+        <w:tab/>
+        <w:t>}</w:t>
+      </w:r>
+    </w:p>
+    <w:p>
+      <w:pPr>
+        <w:ind w:left="1440"/>
+        <w:rPr>
+          <w:sz w:val="28"/>
+          <w:szCs w:val="28"/>
+        </w:rPr>
+      </w:pPr>
+      <w:r>
+        <w:rPr>
+          <w:sz w:val="28"/>
+          <w:szCs w:val="28"/>
+        </w:rPr>
+        <w:tab/>
+      </w:r>
+      <w:r>
+        <w:rPr>
+          <w:sz w:val="28"/>
+          <w:szCs w:val="28"/>
+        </w:rPr>
+        <w:tab/>
+        <w:t xml:space="preserve">void </w:t>
+      </w:r>
+      <w:proofErr w:type="spellStart"/>
+      <w:r>
+        <w:rPr>
+          <w:sz w:val="28"/>
+          <w:szCs w:val="28"/>
+        </w:rPr>
+        <w:t>displayInfo</w:t>
+      </w:r>
+      <w:proofErr w:type="spellEnd"/>
+      <w:r>
+        <w:rPr>
+          <w:sz w:val="28"/>
+          <w:szCs w:val="28"/>
+        </w:rPr>
+        <w:t>(){</w:t>
+      </w:r>
+    </w:p>
+    <w:p>
+      <w:pPr>
+        <w:ind w:left="1440"/>
+        <w:rPr>
+          <w:sz w:val="28"/>
+          <w:szCs w:val="28"/>
+        </w:rPr>
+      </w:pPr>
+      <w:r>
+        <w:rPr>
+          <w:sz w:val="28"/>
+          <w:szCs w:val="28"/>
+        </w:rPr>
+        <w:tab/>
+      </w:r>
+      <w:r>
+        <w:rPr>
+          <w:sz w:val="28"/>
+          <w:szCs w:val="28"/>
+        </w:rPr>
+        <w:tab/>
+      </w:r>
+      <w:r>
+        <w:rPr>
+          <w:sz w:val="28"/>
+          <w:szCs w:val="28"/>
+        </w:rPr>
+        <w:tab/>
+      </w:r>
+      <w:proofErr w:type="spellStart"/>
+      <w:r>
+        <w:rPr>
+          <w:sz w:val="28"/>
+          <w:szCs w:val="28"/>
+        </w:rPr>
+        <w:t>cout</w:t>
+      </w:r>
+      <w:proofErr w:type="spellEnd"/>
+      <w:r>
+        <w:rPr>
+          <w:sz w:val="28"/>
+          <w:szCs w:val="28"/>
+        </w:rPr>
+        <w:t>&lt;&lt;"Product Name: "&lt;&lt;</w:t>
+      </w:r>
+      <w:proofErr w:type="spellStart"/>
+      <w:r>
+        <w:rPr>
+          <w:sz w:val="28"/>
+          <w:szCs w:val="28"/>
+        </w:rPr>
+        <w:t>productName</w:t>
+      </w:r>
+      <w:proofErr w:type="spellEnd"/>
+      <w:r>
+        <w:rPr>
+          <w:sz w:val="28"/>
+          <w:szCs w:val="28"/>
+        </w:rPr>
+        <w:t>&lt;&lt;"\n";</w:t>
+      </w:r>
+    </w:p>
+    <w:p>
+      <w:pPr>
+        <w:ind w:left="1440"/>
+        <w:rPr>
+          <w:sz w:val="28"/>
+          <w:szCs w:val="28"/>
+        </w:rPr>
+      </w:pPr>
+      <w:r>
+        <w:rPr>
+          <w:sz w:val="28"/>
+          <w:szCs w:val="28"/>
+        </w:rPr>
+        <w:tab/>
+      </w:r>
+      <w:r>
+        <w:rPr>
+          <w:sz w:val="28"/>
+          <w:szCs w:val="28"/>
+        </w:rPr>
+        <w:tab/>
+      </w:r>
+      <w:r>
+        <w:rPr>
+          <w:sz w:val="28"/>
+          <w:szCs w:val="28"/>
+        </w:rPr>
+        <w:tab/>
+      </w:r>
+      <w:proofErr w:type="spellStart"/>
+      <w:r>
+        <w:rPr>
+          <w:sz w:val="28"/>
+          <w:szCs w:val="28"/>
+        </w:rPr>
+        <w:t>cout</w:t>
+      </w:r>
+      <w:proofErr w:type="spellEnd"/>
+      <w:r>
+        <w:rPr>
+          <w:sz w:val="28"/>
+          <w:szCs w:val="28"/>
+        </w:rPr>
+        <w:t>&lt;&lt;"Price Rs. "&lt;&lt;price&lt;&lt;"\n";</w:t>
+      </w:r>
+    </w:p>
+    <w:p>
+      <w:pPr>
+        <w:ind w:left="1440"/>
+        <w:rPr>
+          <w:sz w:val="28"/>
+          <w:szCs w:val="28"/>
+        </w:rPr>
+      </w:pPr>
+      <w:r>
+        <w:rPr>
+          <w:sz w:val="28"/>
+          <w:szCs w:val="28"/>
+        </w:rPr>
+        <w:tab/>
+      </w:r>
+      <w:r>
+        <w:rPr>
+          <w:sz w:val="28"/>
+          <w:szCs w:val="28"/>
+        </w:rPr>
+        <w:tab/>
+      </w:r>
+      <w:r>
+        <w:rPr>
+          <w:sz w:val="28"/>
+          <w:szCs w:val="28"/>
+        </w:rPr>
+        <w:tab/>
+      </w:r>
+      <w:proofErr w:type="spellStart"/>
+      <w:r>
+        <w:rPr>
+          <w:sz w:val="28"/>
+          <w:szCs w:val="28"/>
+        </w:rPr>
+        <w:t>cout</w:t>
+      </w:r>
+      <w:proofErr w:type="spellEnd"/>
+      <w:r>
+        <w:rPr>
+          <w:sz w:val="28"/>
+          <w:szCs w:val="28"/>
+        </w:rPr>
+        <w:t>&lt;&lt;"Rating: "&lt;&lt;rating&lt;&lt;"\n";</w:t>
+      </w:r>
+    </w:p>
+    <w:p>
+      <w:pPr>
+        <w:ind w:left="1440"/>
+        <w:rPr>
+          <w:sz w:val="28"/>
+          <w:szCs w:val="28"/>
+        </w:rPr>
+      </w:pPr>
+      <w:r>
+        <w:rPr>
+          <w:sz w:val="28"/>
+          <w:szCs w:val="28"/>
+        </w:rPr>
+        <w:tab/>
+      </w:r>
+      <w:r>
+        <w:rPr>
+          <w:sz w:val="28"/>
+          <w:szCs w:val="28"/>
+        </w:rPr>
+        <w:tab/>
+        <w:t>}</w:t>
+      </w:r>
+    </w:p>
+    <w:p>
+      <w:pPr>
+        <w:ind w:left="1440"/>
+        <w:rPr>
+          <w:sz w:val="28"/>
+          <w:szCs w:val="28"/>
+        </w:rPr>
+      </w:pPr>
+      <w:r>
+        <w:rPr>
+          <w:sz w:val="28"/>
+          <w:szCs w:val="28"/>
+        </w:rPr>
+        <w:t>};</w:t>
+      </w:r>
+    </w:p>
+    <w:p>
+      <w:pPr>
+        <w:ind w:left="1440"/>
+        <w:rPr>
+          <w:sz w:val="28"/>
+          <w:szCs w:val="28"/>
+        </w:rPr>
+      </w:pPr>
+      <w:r>
+        <w:rPr>
+          <w:sz w:val="28"/>
+          <w:szCs w:val="28"/>
+        </w:rPr>
+        <w:t>int main(){</w:t>
+      </w:r>
+    </w:p>
+    <w:p>
+      <w:pPr>
+        <w:ind w:left="1440"/>
+        <w:rPr>
+          <w:sz w:val="28"/>
+          <w:szCs w:val="28"/>
+        </w:rPr>
+      </w:pPr>
+      <w:r>
+        <w:rPr>
+          <w:sz w:val="28"/>
+          <w:szCs w:val="28"/>
+        </w:rPr>
+        <w:tab/>
+        <w:t>Product p("computer",61000,4.5);</w:t>
+      </w:r>
+    </w:p>
+    <w:p>
+      <w:pPr>
+        <w:ind w:left="1440"/>
+        <w:rPr>
+          <w:sz w:val="28"/>
+          <w:szCs w:val="28"/>
+        </w:rPr>
+      </w:pPr>
+      <w:r>
+        <w:rPr>
+          <w:sz w:val="28"/>
+          <w:szCs w:val="28"/>
+        </w:rPr>
+        <w:lastRenderedPageBreak/>
+        <w:tab/>
+      </w:r>
+      <w:proofErr w:type="spellStart"/>
+      <w:r>
+        <w:rPr>
+          <w:sz w:val="28"/>
+          <w:szCs w:val="28"/>
+        </w:rPr>
+        <w:t>p.displayInfo</w:t>
+      </w:r>
+      <w:proofErr w:type="spellEnd"/>
+      <w:r>
+        <w:rPr>
+          <w:sz w:val="28"/>
+          <w:szCs w:val="28"/>
+        </w:rPr>
+        <w:t>();</w:t>
+      </w:r>
+    </w:p>
+    <w:p>
+      <w:pPr>
+        <w:ind w:left="1440"/>
+        <w:rPr>
+          <w:sz w:val="28"/>
+          <w:szCs w:val="28"/>
+        </w:rPr>
+      </w:pPr>
+      <w:r>
+        <w:rPr>
+          <w:sz w:val="28"/>
+          <w:szCs w:val="28"/>
+        </w:rPr>
+        <w:tab/>
+        <w:t>return 0;</w:t>
+      </w:r>
+    </w:p>
+    <w:p>
+      <w:pPr>
+        <w:ind w:left="1440"/>
+        <w:rPr>
+          <w:sz w:val="28"/>
+          <w:szCs w:val="28"/>
+        </w:rPr>
+      </w:pPr>
+      <w:r>
+        <w:rPr>
+          <w:sz w:val="28"/>
+          <w:szCs w:val="28"/>
+        </w:rPr>
+        <w:t>}</w:t>
+      </w:r>
+    </w:p>
+    <w:p>
+      <w:pPr>
+        <w:ind w:left="1440"/>
+        <w:rPr>
+          <w:sz w:val="28"/>
+          <w:szCs w:val="28"/>
+        </w:rPr>
+      </w:pPr>
     </w:p>
     <w:p>
       <w:pPr>
@@ -229,30 +1186,14 @@
           <w:sz w:val="28"/>
           <w:szCs w:val="28"/>
         </w:rPr>
-        <w:t>Hint:</w:t>
-      </w:r>
-      <w:r>
-        <w:rPr>
-          <w:sz w:val="28"/>
-          <w:szCs w:val="28"/>
-        </w:rPr>
-        <w:t xml:space="preserve"> Use the __del__ method (Python) or ~</w:t>
-      </w:r>
-      <w:proofErr w:type="gramStart"/>
-      <w:r>
-        <w:rPr>
-          <w:sz w:val="28"/>
-          <w:szCs w:val="28"/>
-        </w:rPr>
-        <w:t>Ticket(</w:t>
-      </w:r>
-      <w:proofErr w:type="gramEnd"/>
-      <w:r>
-        <w:rPr>
-          <w:sz w:val="28"/>
-          <w:szCs w:val="28"/>
-        </w:rPr>
-        <w:t>) (C++) to define the destructor.</w:t>
+        <w:t xml:space="preserve">Q-3: </w:t>
+      </w:r>
+      <w:r>
+        <w:rPr>
+          <w:sz w:val="28"/>
+          <w:szCs w:val="28"/>
+        </w:rPr>
+        <w:t>Create a class Movie with a parameterized constructor and then use a copy constructor to duplicate a Movie object. Print both the original and copied movie details to show they are identical.</w:t>
       </w:r>
     </w:p>
     <w:p>
@@ -270,21 +1211,837 @@
           <w:sz w:val="28"/>
           <w:szCs w:val="28"/>
         </w:rPr>
-        <w:t xml:space="preserve">Q-5: </w:t>
-      </w:r>
-      <w:r>
-        <w:rPr>
-          <w:sz w:val="28"/>
-          <w:szCs w:val="28"/>
-        </w:rPr>
-        <w:t>Modify your Playlist class so that it auto-saves the playlist name to a file called autosave.txt when the object is destroyed, simulating an auto-save feature like Spotify</w:t>
-      </w:r>
-      <w:r>
-        <w:rPr>
-          <w:sz w:val="28"/>
-          <w:szCs w:val="28"/>
-        </w:rPr>
-        <w:t>.</w:t>
+        <w:t>Ans:</w:t>
+      </w:r>
+    </w:p>
+    <w:p>
+      <w:pPr>
+        <w:ind w:left="1440"/>
+        <w:rPr>
+          <w:sz w:val="28"/>
+          <w:szCs w:val="28"/>
+        </w:rPr>
+      </w:pPr>
+      <w:r>
+        <w:rPr>
+          <w:sz w:val="28"/>
+          <w:szCs w:val="28"/>
+        </w:rPr>
+        <w:t>#include&lt;iostream&gt;</w:t>
+      </w:r>
+    </w:p>
+    <w:p>
+      <w:pPr>
+        <w:ind w:left="1440"/>
+        <w:rPr>
+          <w:sz w:val="28"/>
+          <w:szCs w:val="28"/>
+        </w:rPr>
+      </w:pPr>
+      <w:r>
+        <w:rPr>
+          <w:sz w:val="28"/>
+          <w:szCs w:val="28"/>
+        </w:rPr>
+        <w:t>using namespace std;</w:t>
+      </w:r>
+    </w:p>
+    <w:p>
+      <w:pPr>
+        <w:ind w:left="1440"/>
+        <w:rPr>
+          <w:sz w:val="28"/>
+          <w:szCs w:val="28"/>
+        </w:rPr>
+      </w:pPr>
+      <w:r>
+        <w:rPr>
+          <w:sz w:val="28"/>
+          <w:szCs w:val="28"/>
+        </w:rPr>
+        <w:t>class Movie{</w:t>
+      </w:r>
+    </w:p>
+    <w:p>
+      <w:pPr>
+        <w:ind w:left="1440"/>
+        <w:rPr>
+          <w:sz w:val="28"/>
+          <w:szCs w:val="28"/>
+        </w:rPr>
+      </w:pPr>
+      <w:r>
+        <w:rPr>
+          <w:sz w:val="28"/>
+          <w:szCs w:val="28"/>
+        </w:rPr>
+        <w:tab/>
+        <w:t xml:space="preserve">string </w:t>
+      </w:r>
+      <w:proofErr w:type="spellStart"/>
+      <w:r>
+        <w:rPr>
+          <w:sz w:val="28"/>
+          <w:szCs w:val="28"/>
+        </w:rPr>
+        <w:t>movieName</w:t>
+      </w:r>
+      <w:proofErr w:type="spellEnd"/>
+      <w:r>
+        <w:rPr>
+          <w:sz w:val="28"/>
+          <w:szCs w:val="28"/>
+        </w:rPr>
+        <w:t>;</w:t>
+      </w:r>
+    </w:p>
+    <w:p>
+      <w:pPr>
+        <w:ind w:left="1440"/>
+        <w:rPr>
+          <w:sz w:val="28"/>
+          <w:szCs w:val="28"/>
+        </w:rPr>
+      </w:pPr>
+      <w:r>
+        <w:rPr>
+          <w:sz w:val="28"/>
+          <w:szCs w:val="28"/>
+        </w:rPr>
+        <w:tab/>
+        <w:t>float rating;</w:t>
+      </w:r>
+    </w:p>
+    <w:p>
+      <w:pPr>
+        <w:ind w:left="1440"/>
+        <w:rPr>
+          <w:sz w:val="28"/>
+          <w:szCs w:val="28"/>
+        </w:rPr>
+      </w:pPr>
+      <w:r>
+        <w:rPr>
+          <w:sz w:val="28"/>
+          <w:szCs w:val="28"/>
+        </w:rPr>
+        <w:tab/>
+        <w:t>public:</w:t>
+      </w:r>
+    </w:p>
+    <w:p>
+      <w:pPr>
+        <w:ind w:left="1440"/>
+        <w:rPr>
+          <w:sz w:val="28"/>
+          <w:szCs w:val="28"/>
+        </w:rPr>
+      </w:pPr>
+      <w:r>
+        <w:rPr>
+          <w:sz w:val="28"/>
+          <w:szCs w:val="28"/>
+        </w:rPr>
+        <w:tab/>
+      </w:r>
+      <w:r>
+        <w:rPr>
+          <w:sz w:val="28"/>
+          <w:szCs w:val="28"/>
+        </w:rPr>
+        <w:tab/>
+        <w:t xml:space="preserve">Movie(string </w:t>
+      </w:r>
+      <w:proofErr w:type="spellStart"/>
+      <w:r>
+        <w:rPr>
+          <w:sz w:val="28"/>
+          <w:szCs w:val="28"/>
+        </w:rPr>
+        <w:t>name,float</w:t>
+      </w:r>
+      <w:proofErr w:type="spellEnd"/>
+      <w:r>
+        <w:rPr>
+          <w:sz w:val="28"/>
+          <w:szCs w:val="28"/>
+        </w:rPr>
+        <w:t xml:space="preserve"> r){</w:t>
+      </w:r>
+    </w:p>
+    <w:p>
+      <w:pPr>
+        <w:ind w:left="1440"/>
+        <w:rPr>
+          <w:sz w:val="28"/>
+          <w:szCs w:val="28"/>
+        </w:rPr>
+      </w:pPr>
+      <w:r>
+        <w:rPr>
+          <w:sz w:val="28"/>
+          <w:szCs w:val="28"/>
+        </w:rPr>
+        <w:tab/>
+      </w:r>
+      <w:r>
+        <w:rPr>
+          <w:sz w:val="28"/>
+          <w:szCs w:val="28"/>
+        </w:rPr>
+        <w:tab/>
+      </w:r>
+      <w:r>
+        <w:rPr>
+          <w:sz w:val="28"/>
+          <w:szCs w:val="28"/>
+        </w:rPr>
+        <w:tab/>
+      </w:r>
+      <w:proofErr w:type="spellStart"/>
+      <w:r>
+        <w:rPr>
+          <w:sz w:val="28"/>
+          <w:szCs w:val="28"/>
+        </w:rPr>
+        <w:t>movieName</w:t>
+      </w:r>
+      <w:proofErr w:type="spellEnd"/>
+      <w:r>
+        <w:rPr>
+          <w:sz w:val="28"/>
+          <w:szCs w:val="28"/>
+        </w:rPr>
+        <w:t xml:space="preserve"> = name;</w:t>
+      </w:r>
+    </w:p>
+    <w:p>
+      <w:pPr>
+        <w:ind w:left="1440"/>
+        <w:rPr>
+          <w:sz w:val="28"/>
+          <w:szCs w:val="28"/>
+        </w:rPr>
+      </w:pPr>
+      <w:r>
+        <w:rPr>
+          <w:sz w:val="28"/>
+          <w:szCs w:val="28"/>
+        </w:rPr>
+        <w:tab/>
+      </w:r>
+      <w:r>
+        <w:rPr>
+          <w:sz w:val="28"/>
+          <w:szCs w:val="28"/>
+        </w:rPr>
+        <w:tab/>
+      </w:r>
+      <w:r>
+        <w:rPr>
+          <w:sz w:val="28"/>
+          <w:szCs w:val="28"/>
+        </w:rPr>
+        <w:tab/>
+        <w:t>rating = r;</w:t>
+      </w:r>
+    </w:p>
+    <w:p>
+      <w:pPr>
+        <w:ind w:left="1440"/>
+        <w:rPr>
+          <w:sz w:val="28"/>
+          <w:szCs w:val="28"/>
+        </w:rPr>
+      </w:pPr>
+      <w:r>
+        <w:rPr>
+          <w:sz w:val="28"/>
+          <w:szCs w:val="28"/>
+        </w:rPr>
+        <w:tab/>
+      </w:r>
+      <w:r>
+        <w:rPr>
+          <w:sz w:val="28"/>
+          <w:szCs w:val="28"/>
+        </w:rPr>
+        <w:tab/>
+        <w:t>}</w:t>
+      </w:r>
+    </w:p>
+    <w:p>
+      <w:pPr>
+        <w:ind w:left="1440"/>
+        <w:rPr>
+          <w:sz w:val="28"/>
+          <w:szCs w:val="28"/>
+        </w:rPr>
+      </w:pPr>
+      <w:r>
+        <w:rPr>
+          <w:sz w:val="28"/>
+          <w:szCs w:val="28"/>
+        </w:rPr>
+        <w:tab/>
+      </w:r>
+      <w:r>
+        <w:rPr>
+          <w:sz w:val="28"/>
+          <w:szCs w:val="28"/>
+        </w:rPr>
+        <w:tab/>
+        <w:t>Movie(</w:t>
+      </w:r>
+      <w:proofErr w:type="spellStart"/>
+      <w:r>
+        <w:rPr>
+          <w:sz w:val="28"/>
+          <w:szCs w:val="28"/>
+        </w:rPr>
+        <w:t>const</w:t>
+      </w:r>
+      <w:proofErr w:type="spellEnd"/>
+      <w:r>
+        <w:rPr>
+          <w:sz w:val="28"/>
+          <w:szCs w:val="28"/>
+        </w:rPr>
+        <w:t xml:space="preserve"> Movie &amp;m){</w:t>
+      </w:r>
+    </w:p>
+    <w:p>
+      <w:pPr>
+        <w:ind w:left="1440"/>
+        <w:rPr>
+          <w:sz w:val="28"/>
+          <w:szCs w:val="28"/>
+        </w:rPr>
+      </w:pPr>
+      <w:r>
+        <w:rPr>
+          <w:sz w:val="28"/>
+          <w:szCs w:val="28"/>
+        </w:rPr>
+        <w:tab/>
+      </w:r>
+      <w:r>
+        <w:rPr>
+          <w:sz w:val="28"/>
+          <w:szCs w:val="28"/>
+        </w:rPr>
+        <w:tab/>
+      </w:r>
+      <w:r>
+        <w:rPr>
+          <w:sz w:val="28"/>
+          <w:szCs w:val="28"/>
+        </w:rPr>
+        <w:tab/>
+      </w:r>
+      <w:proofErr w:type="spellStart"/>
+      <w:r>
+        <w:rPr>
+          <w:sz w:val="28"/>
+          <w:szCs w:val="28"/>
+        </w:rPr>
+        <w:t>movieName</w:t>
+      </w:r>
+      <w:proofErr w:type="spellEnd"/>
+      <w:r>
+        <w:rPr>
+          <w:sz w:val="28"/>
+          <w:szCs w:val="28"/>
+        </w:rPr>
+        <w:t xml:space="preserve"> = </w:t>
+      </w:r>
+      <w:proofErr w:type="spellStart"/>
+      <w:r>
+        <w:rPr>
+          <w:sz w:val="28"/>
+          <w:szCs w:val="28"/>
+        </w:rPr>
+        <w:t>m.movieName</w:t>
+      </w:r>
+      <w:proofErr w:type="spellEnd"/>
+      <w:r>
+        <w:rPr>
+          <w:sz w:val="28"/>
+          <w:szCs w:val="28"/>
+        </w:rPr>
+        <w:t>;</w:t>
+      </w:r>
+    </w:p>
+    <w:p>
+      <w:pPr>
+        <w:ind w:left="1440"/>
+        <w:rPr>
+          <w:sz w:val="28"/>
+          <w:szCs w:val="28"/>
+        </w:rPr>
+      </w:pPr>
+      <w:r>
+        <w:rPr>
+          <w:sz w:val="28"/>
+          <w:szCs w:val="28"/>
+        </w:rPr>
+        <w:tab/>
+      </w:r>
+      <w:r>
+        <w:rPr>
+          <w:sz w:val="28"/>
+          <w:szCs w:val="28"/>
+        </w:rPr>
+        <w:tab/>
+      </w:r>
+      <w:r>
+        <w:rPr>
+          <w:sz w:val="28"/>
+          <w:szCs w:val="28"/>
+        </w:rPr>
+        <w:tab/>
+        <w:t xml:space="preserve">rating = </w:t>
+      </w:r>
+      <w:proofErr w:type="spellStart"/>
+      <w:r>
+        <w:rPr>
+          <w:sz w:val="28"/>
+          <w:szCs w:val="28"/>
+        </w:rPr>
+        <w:t>m.rating</w:t>
+      </w:r>
+      <w:proofErr w:type="spellEnd"/>
+      <w:r>
+        <w:rPr>
+          <w:sz w:val="28"/>
+          <w:szCs w:val="28"/>
+        </w:rPr>
+        <w:t>;</w:t>
+      </w:r>
+    </w:p>
+    <w:p>
+      <w:pPr>
+        <w:ind w:left="1440"/>
+        <w:rPr>
+          <w:sz w:val="28"/>
+          <w:szCs w:val="28"/>
+        </w:rPr>
+      </w:pPr>
+      <w:r>
+        <w:rPr>
+          <w:sz w:val="28"/>
+          <w:szCs w:val="28"/>
+        </w:rPr>
+        <w:tab/>
+      </w:r>
+      <w:r>
+        <w:rPr>
+          <w:sz w:val="28"/>
+          <w:szCs w:val="28"/>
+        </w:rPr>
+        <w:tab/>
+        <w:t>}</w:t>
+      </w:r>
+    </w:p>
+    <w:p>
+      <w:pPr>
+        <w:ind w:left="1440"/>
+        <w:rPr>
+          <w:sz w:val="28"/>
+          <w:szCs w:val="28"/>
+        </w:rPr>
+      </w:pPr>
+      <w:r>
+        <w:rPr>
+          <w:sz w:val="28"/>
+          <w:szCs w:val="28"/>
+        </w:rPr>
+        <w:tab/>
+      </w:r>
+      <w:r>
+        <w:rPr>
+          <w:sz w:val="28"/>
+          <w:szCs w:val="28"/>
+        </w:rPr>
+        <w:tab/>
+        <w:t xml:space="preserve">void </w:t>
+      </w:r>
+      <w:proofErr w:type="spellStart"/>
+      <w:r>
+        <w:rPr>
+          <w:sz w:val="28"/>
+          <w:szCs w:val="28"/>
+        </w:rPr>
+        <w:t>displayInfo</w:t>
+      </w:r>
+      <w:proofErr w:type="spellEnd"/>
+      <w:r>
+        <w:rPr>
+          <w:sz w:val="28"/>
+          <w:szCs w:val="28"/>
+        </w:rPr>
+        <w:t>(){</w:t>
+      </w:r>
+    </w:p>
+    <w:p>
+      <w:pPr>
+        <w:ind w:left="1440"/>
+        <w:rPr>
+          <w:sz w:val="28"/>
+          <w:szCs w:val="28"/>
+        </w:rPr>
+      </w:pPr>
+      <w:r>
+        <w:rPr>
+          <w:sz w:val="28"/>
+          <w:szCs w:val="28"/>
+        </w:rPr>
+        <w:tab/>
+      </w:r>
+      <w:r>
+        <w:rPr>
+          <w:sz w:val="28"/>
+          <w:szCs w:val="28"/>
+        </w:rPr>
+        <w:tab/>
+      </w:r>
+      <w:r>
+        <w:rPr>
+          <w:sz w:val="28"/>
+          <w:szCs w:val="28"/>
+        </w:rPr>
+        <w:tab/>
+      </w:r>
+      <w:proofErr w:type="spellStart"/>
+      <w:r>
+        <w:rPr>
+          <w:sz w:val="28"/>
+          <w:szCs w:val="28"/>
+        </w:rPr>
+        <w:t>cout</w:t>
+      </w:r>
+      <w:proofErr w:type="spellEnd"/>
+      <w:r>
+        <w:rPr>
+          <w:sz w:val="28"/>
+          <w:szCs w:val="28"/>
+        </w:rPr>
+        <w:t>&lt;&lt;"Movie Name: "&lt;&lt;</w:t>
+      </w:r>
+      <w:proofErr w:type="spellStart"/>
+      <w:r>
+        <w:rPr>
+          <w:sz w:val="28"/>
+          <w:szCs w:val="28"/>
+        </w:rPr>
+        <w:t>movieName</w:t>
+      </w:r>
+      <w:proofErr w:type="spellEnd"/>
+      <w:r>
+        <w:rPr>
+          <w:sz w:val="28"/>
+          <w:szCs w:val="28"/>
+        </w:rPr>
+        <w:t>&lt;&lt;"\n";</w:t>
+      </w:r>
+    </w:p>
+    <w:p>
+      <w:pPr>
+        <w:ind w:left="1440"/>
+        <w:rPr>
+          <w:sz w:val="28"/>
+          <w:szCs w:val="28"/>
+        </w:rPr>
+      </w:pPr>
+      <w:r>
+        <w:rPr>
+          <w:sz w:val="28"/>
+          <w:szCs w:val="28"/>
+        </w:rPr>
+        <w:tab/>
+      </w:r>
+      <w:r>
+        <w:rPr>
+          <w:sz w:val="28"/>
+          <w:szCs w:val="28"/>
+        </w:rPr>
+        <w:tab/>
+      </w:r>
+      <w:r>
+        <w:rPr>
+          <w:sz w:val="28"/>
+          <w:szCs w:val="28"/>
+        </w:rPr>
+        <w:tab/>
+      </w:r>
+      <w:proofErr w:type="spellStart"/>
+      <w:r>
+        <w:rPr>
+          <w:sz w:val="28"/>
+          <w:szCs w:val="28"/>
+        </w:rPr>
+        <w:t>cout</w:t>
+      </w:r>
+      <w:proofErr w:type="spellEnd"/>
+      <w:r>
+        <w:rPr>
+          <w:sz w:val="28"/>
+          <w:szCs w:val="28"/>
+        </w:rPr>
+        <w:t>&lt;&lt;"Rating: "&lt;&lt;rating&lt;&lt;"\n";</w:t>
+      </w:r>
+    </w:p>
+    <w:p>
+      <w:pPr>
+        <w:ind w:left="1440"/>
+        <w:rPr>
+          <w:sz w:val="28"/>
+          <w:szCs w:val="28"/>
+        </w:rPr>
+      </w:pPr>
+      <w:r>
+        <w:rPr>
+          <w:sz w:val="28"/>
+          <w:szCs w:val="28"/>
+        </w:rPr>
+        <w:lastRenderedPageBreak/>
+        <w:tab/>
+      </w:r>
+      <w:r>
+        <w:rPr>
+          <w:sz w:val="28"/>
+          <w:szCs w:val="28"/>
+        </w:rPr>
+        <w:tab/>
+        <w:t>}</w:t>
+      </w:r>
+    </w:p>
+    <w:p>
+      <w:pPr>
+        <w:ind w:left="1440"/>
+        <w:rPr>
+          <w:sz w:val="28"/>
+          <w:szCs w:val="28"/>
+        </w:rPr>
+      </w:pPr>
+      <w:r>
+        <w:rPr>
+          <w:sz w:val="28"/>
+          <w:szCs w:val="28"/>
+        </w:rPr>
+        <w:t>};</w:t>
+      </w:r>
+    </w:p>
+    <w:p>
+      <w:pPr>
+        <w:ind w:left="1440"/>
+        <w:rPr>
+          <w:sz w:val="28"/>
+          <w:szCs w:val="28"/>
+        </w:rPr>
+      </w:pPr>
+      <w:r>
+        <w:rPr>
+          <w:sz w:val="28"/>
+          <w:szCs w:val="28"/>
+        </w:rPr>
+        <w:t>int main(){</w:t>
+      </w:r>
+    </w:p>
+    <w:p>
+      <w:pPr>
+        <w:ind w:left="1440"/>
+        <w:rPr>
+          <w:sz w:val="28"/>
+          <w:szCs w:val="28"/>
+        </w:rPr>
+      </w:pPr>
+      <w:r>
+        <w:rPr>
+          <w:sz w:val="28"/>
+          <w:szCs w:val="28"/>
+        </w:rPr>
+        <w:tab/>
+        <w:t>Movie m1("Animal",4.4);</w:t>
+      </w:r>
+    </w:p>
+    <w:p>
+      <w:pPr>
+        <w:ind w:left="1440"/>
+        <w:rPr>
+          <w:sz w:val="28"/>
+          <w:szCs w:val="28"/>
+        </w:rPr>
+      </w:pPr>
+      <w:r>
+        <w:rPr>
+          <w:sz w:val="28"/>
+          <w:szCs w:val="28"/>
+        </w:rPr>
+        <w:tab/>
+        <w:t>Movie m2(m1);</w:t>
+      </w:r>
+    </w:p>
+    <w:p>
+      <w:pPr>
+        <w:ind w:left="1440"/>
+        <w:rPr>
+          <w:sz w:val="28"/>
+          <w:szCs w:val="28"/>
+        </w:rPr>
+      </w:pPr>
+      <w:r>
+        <w:rPr>
+          <w:sz w:val="28"/>
+          <w:szCs w:val="28"/>
+        </w:rPr>
+        <w:tab/>
+      </w:r>
+      <w:proofErr w:type="spellStart"/>
+      <w:r>
+        <w:rPr>
+          <w:sz w:val="28"/>
+          <w:szCs w:val="28"/>
+        </w:rPr>
+        <w:t>cout</w:t>
+      </w:r>
+      <w:proofErr w:type="spellEnd"/>
+      <w:r>
+        <w:rPr>
+          <w:sz w:val="28"/>
+          <w:szCs w:val="28"/>
+        </w:rPr>
+        <w:t>&lt;&lt;"</w:t>
+      </w:r>
+      <w:proofErr w:type="spellStart"/>
+      <w:r>
+        <w:rPr>
+          <w:sz w:val="28"/>
+          <w:szCs w:val="28"/>
+        </w:rPr>
+        <w:t>Origainal</w:t>
+      </w:r>
+      <w:proofErr w:type="spellEnd"/>
+      <w:r>
+        <w:rPr>
+          <w:sz w:val="28"/>
+          <w:szCs w:val="28"/>
+        </w:rPr>
+        <w:t xml:space="preserve"> Movie:\n";</w:t>
+      </w:r>
+    </w:p>
+    <w:p>
+      <w:pPr>
+        <w:ind w:left="1440"/>
+        <w:rPr>
+          <w:sz w:val="28"/>
+          <w:szCs w:val="28"/>
+        </w:rPr>
+      </w:pPr>
+      <w:r>
+        <w:rPr>
+          <w:sz w:val="28"/>
+          <w:szCs w:val="28"/>
+        </w:rPr>
+        <w:tab/>
+        <w:t>m1.displayInfo();</w:t>
+      </w:r>
+    </w:p>
+    <w:p>
+      <w:pPr>
+        <w:ind w:left="1440"/>
+        <w:rPr>
+          <w:sz w:val="28"/>
+          <w:szCs w:val="28"/>
+        </w:rPr>
+      </w:pPr>
+      <w:r>
+        <w:rPr>
+          <w:sz w:val="28"/>
+          <w:szCs w:val="28"/>
+        </w:rPr>
+        <w:tab/>
+      </w:r>
+      <w:proofErr w:type="spellStart"/>
+      <w:r>
+        <w:rPr>
+          <w:sz w:val="28"/>
+          <w:szCs w:val="28"/>
+        </w:rPr>
+        <w:t>cout</w:t>
+      </w:r>
+      <w:proofErr w:type="spellEnd"/>
+      <w:r>
+        <w:rPr>
+          <w:sz w:val="28"/>
+          <w:szCs w:val="28"/>
+        </w:rPr>
+        <w:t>&lt;&lt;"\n";</w:t>
+      </w:r>
+    </w:p>
+    <w:p>
+      <w:pPr>
+        <w:ind w:left="1440"/>
+        <w:rPr>
+          <w:sz w:val="28"/>
+          <w:szCs w:val="28"/>
+        </w:rPr>
+      </w:pPr>
+      <w:r>
+        <w:rPr>
+          <w:sz w:val="28"/>
+          <w:szCs w:val="28"/>
+        </w:rPr>
+        <w:tab/>
+      </w:r>
+      <w:proofErr w:type="spellStart"/>
+      <w:r>
+        <w:rPr>
+          <w:sz w:val="28"/>
+          <w:szCs w:val="28"/>
+        </w:rPr>
+        <w:t>cout</w:t>
+      </w:r>
+      <w:proofErr w:type="spellEnd"/>
+      <w:r>
+        <w:rPr>
+          <w:sz w:val="28"/>
+          <w:szCs w:val="28"/>
+        </w:rPr>
+        <w:t>&lt;&lt;"Copy movie: \n";</w:t>
+      </w:r>
+    </w:p>
+    <w:p>
+      <w:pPr>
+        <w:ind w:left="1440"/>
+        <w:rPr>
+          <w:sz w:val="28"/>
+          <w:szCs w:val="28"/>
+        </w:rPr>
+      </w:pPr>
+      <w:r>
+        <w:rPr>
+          <w:sz w:val="28"/>
+          <w:szCs w:val="28"/>
+        </w:rPr>
+        <w:tab/>
+        <w:t>m2.displayInfo();</w:t>
+      </w:r>
+    </w:p>
+    <w:p>
+      <w:pPr>
+        <w:ind w:left="1440"/>
+        <w:rPr>
+          <w:sz w:val="28"/>
+          <w:szCs w:val="28"/>
+        </w:rPr>
+      </w:pPr>
+      <w:r>
+        <w:rPr>
+          <w:sz w:val="28"/>
+          <w:szCs w:val="28"/>
+        </w:rPr>
+        <w:t>}</w:t>
       </w:r>
     </w:p>
     <w:p>
@@ -302,6 +2059,54 @@
           <w:sz w:val="28"/>
           <w:szCs w:val="28"/>
         </w:rPr>
+        <w:t xml:space="preserve">Q-4: </w:t>
+      </w:r>
+      <w:r>
+        <w:rPr>
+          <w:sz w:val="28"/>
+          <w:szCs w:val="28"/>
+        </w:rPr>
+        <w:t xml:space="preserve">Simulate a </w:t>
+      </w:r>
+      <w:proofErr w:type="spellStart"/>
+      <w:r>
+        <w:rPr>
+          <w:sz w:val="28"/>
+          <w:szCs w:val="28"/>
+        </w:rPr>
+        <w:t>BookMyShow</w:t>
+      </w:r>
+      <w:proofErr w:type="spellEnd"/>
+      <w:r>
+        <w:rPr>
+          <w:sz w:val="28"/>
+          <w:szCs w:val="28"/>
+        </w:rPr>
+        <w:t xml:space="preserve"> ticket booking by creating a Ticket class that prints 'Saving your ticket...' in its destructor. Create and delete a Ticket object to demonstrate the destructor lifecycle</w:t>
+      </w:r>
+      <w:r>
+        <w:rPr>
+          <w:sz w:val="28"/>
+          <w:szCs w:val="28"/>
+        </w:rPr>
+        <w:t>.</w:t>
+      </w:r>
+    </w:p>
+    <w:p>
+      <w:pPr>
+        <w:ind w:left="1440"/>
+        <w:rPr>
+          <w:sz w:val="28"/>
+          <w:szCs w:val="28"/>
+        </w:rPr>
+      </w:pPr>
+      <w:r>
+        <w:rPr>
+          <w:b/>
+          <w:bCs/>
+          <w:sz w:val="28"/>
+          <w:szCs w:val="28"/>
+        </w:rPr>
         <w:t>Hint:</w:t>
       </w:r>
       <w:r>
@@ -309,6 +2114,372 @@
           <w:sz w:val="28"/>
           <w:szCs w:val="28"/>
         </w:rPr>
+        <w:t xml:space="preserve"> Use the __del__ method (Python) or ~Ticket() (C++) to define the destructor.</w:t>
+      </w:r>
+    </w:p>
+    <w:p>
+      <w:pPr>
+        <w:ind w:left="1440"/>
+        <w:rPr>
+          <w:sz w:val="28"/>
+          <w:szCs w:val="28"/>
+        </w:rPr>
+      </w:pPr>
+      <w:r>
+        <w:rPr>
+          <w:b/>
+          <w:bCs/>
+          <w:sz w:val="28"/>
+          <w:szCs w:val="28"/>
+        </w:rPr>
+        <w:t>Ans:</w:t>
+      </w:r>
+    </w:p>
+    <w:p>
+      <w:pPr>
+        <w:ind w:left="1440"/>
+        <w:rPr>
+          <w:sz w:val="28"/>
+          <w:szCs w:val="28"/>
+        </w:rPr>
+      </w:pPr>
+      <w:r>
+        <w:rPr>
+          <w:sz w:val="28"/>
+          <w:szCs w:val="28"/>
+        </w:rPr>
+        <w:t>#include&lt;iostream&gt;</w:t>
+      </w:r>
+    </w:p>
+    <w:p>
+      <w:pPr>
+        <w:ind w:left="1440"/>
+        <w:rPr>
+          <w:sz w:val="28"/>
+          <w:szCs w:val="28"/>
+        </w:rPr>
+      </w:pPr>
+      <w:r>
+        <w:rPr>
+          <w:sz w:val="28"/>
+          <w:szCs w:val="28"/>
+        </w:rPr>
+        <w:t>using namespace std;</w:t>
+      </w:r>
+    </w:p>
+    <w:p>
+      <w:pPr>
+        <w:ind w:left="1440"/>
+        <w:rPr>
+          <w:sz w:val="28"/>
+          <w:szCs w:val="28"/>
+        </w:rPr>
+      </w:pPr>
+      <w:r>
+        <w:rPr>
+          <w:sz w:val="28"/>
+          <w:szCs w:val="28"/>
+        </w:rPr>
+        <w:t>class Ticket{</w:t>
+      </w:r>
+    </w:p>
+    <w:p>
+      <w:pPr>
+        <w:ind w:left="1440"/>
+        <w:rPr>
+          <w:sz w:val="28"/>
+          <w:szCs w:val="28"/>
+        </w:rPr>
+      </w:pPr>
+      <w:r>
+        <w:rPr>
+          <w:sz w:val="28"/>
+          <w:szCs w:val="28"/>
+        </w:rPr>
+        <w:tab/>
+        <w:t>public:</w:t>
+      </w:r>
+    </w:p>
+    <w:p>
+      <w:pPr>
+        <w:ind w:left="1440"/>
+        <w:rPr>
+          <w:sz w:val="28"/>
+          <w:szCs w:val="28"/>
+        </w:rPr>
+      </w:pPr>
+      <w:r>
+        <w:rPr>
+          <w:sz w:val="28"/>
+          <w:szCs w:val="28"/>
+        </w:rPr>
+        <w:tab/>
+      </w:r>
+      <w:r>
+        <w:rPr>
+          <w:sz w:val="28"/>
+          <w:szCs w:val="28"/>
+        </w:rPr>
+        <w:tab/>
+        <w:t>~Ticket(){</w:t>
+      </w:r>
+    </w:p>
+    <w:p>
+      <w:pPr>
+        <w:ind w:left="1440"/>
+        <w:rPr>
+          <w:sz w:val="28"/>
+          <w:szCs w:val="28"/>
+        </w:rPr>
+      </w:pPr>
+      <w:r>
+        <w:rPr>
+          <w:sz w:val="28"/>
+          <w:szCs w:val="28"/>
+        </w:rPr>
+        <w:tab/>
+      </w:r>
+      <w:r>
+        <w:rPr>
+          <w:sz w:val="28"/>
+          <w:szCs w:val="28"/>
+        </w:rPr>
+        <w:tab/>
+      </w:r>
+      <w:r>
+        <w:rPr>
+          <w:sz w:val="28"/>
+          <w:szCs w:val="28"/>
+        </w:rPr>
+        <w:tab/>
+      </w:r>
+      <w:proofErr w:type="spellStart"/>
+      <w:r>
+        <w:rPr>
+          <w:sz w:val="28"/>
+          <w:szCs w:val="28"/>
+        </w:rPr>
+        <w:t>cout</w:t>
+      </w:r>
+      <w:proofErr w:type="spellEnd"/>
+      <w:r>
+        <w:rPr>
+          <w:sz w:val="28"/>
+          <w:szCs w:val="28"/>
+        </w:rPr>
+        <w:t>&lt;&lt;"Saving your ticket...\n";</w:t>
+      </w:r>
+    </w:p>
+    <w:p>
+      <w:pPr>
+        <w:ind w:left="1440"/>
+        <w:rPr>
+          <w:sz w:val="28"/>
+          <w:szCs w:val="28"/>
+        </w:rPr>
+      </w:pPr>
+      <w:r>
+        <w:rPr>
+          <w:sz w:val="28"/>
+          <w:szCs w:val="28"/>
+        </w:rPr>
+        <w:tab/>
+      </w:r>
+      <w:r>
+        <w:rPr>
+          <w:sz w:val="28"/>
+          <w:szCs w:val="28"/>
+        </w:rPr>
+        <w:tab/>
+        <w:t>}</w:t>
+      </w:r>
+    </w:p>
+    <w:p>
+      <w:pPr>
+        <w:ind w:left="1440"/>
+        <w:rPr>
+          <w:sz w:val="28"/>
+          <w:szCs w:val="28"/>
+        </w:rPr>
+      </w:pPr>
+      <w:r>
+        <w:rPr>
+          <w:sz w:val="28"/>
+          <w:szCs w:val="28"/>
+        </w:rPr>
+        <w:t>};</w:t>
+      </w:r>
+    </w:p>
+    <w:p>
+      <w:pPr>
+        <w:ind w:left="1440"/>
+        <w:rPr>
+          <w:sz w:val="28"/>
+          <w:szCs w:val="28"/>
+        </w:rPr>
+      </w:pPr>
+      <w:r>
+        <w:rPr>
+          <w:sz w:val="28"/>
+          <w:szCs w:val="28"/>
+        </w:rPr>
+        <w:lastRenderedPageBreak/>
+        <w:t>int main(){</w:t>
+      </w:r>
+    </w:p>
+    <w:p>
+      <w:pPr>
+        <w:ind w:left="1440"/>
+        <w:rPr>
+          <w:sz w:val="28"/>
+          <w:szCs w:val="28"/>
+        </w:rPr>
+      </w:pPr>
+      <w:r>
+        <w:rPr>
+          <w:sz w:val="28"/>
+          <w:szCs w:val="28"/>
+        </w:rPr>
+        <w:tab/>
+        <w:t>Ticket *t1;</w:t>
+      </w:r>
+    </w:p>
+    <w:p>
+      <w:pPr>
+        <w:ind w:left="1440"/>
+        <w:rPr>
+          <w:sz w:val="28"/>
+          <w:szCs w:val="28"/>
+        </w:rPr>
+      </w:pPr>
+      <w:r>
+        <w:rPr>
+          <w:sz w:val="28"/>
+          <w:szCs w:val="28"/>
+        </w:rPr>
+        <w:tab/>
+      </w:r>
+      <w:proofErr w:type="spellStart"/>
+      <w:r>
+        <w:rPr>
+          <w:sz w:val="28"/>
+          <w:szCs w:val="28"/>
+        </w:rPr>
+        <w:t>cout</w:t>
+      </w:r>
+      <w:proofErr w:type="spellEnd"/>
+      <w:r>
+        <w:rPr>
+          <w:sz w:val="28"/>
+          <w:szCs w:val="28"/>
+        </w:rPr>
+        <w:t>&lt;&lt;"Ticket booked successfully!\n";</w:t>
+      </w:r>
+    </w:p>
+    <w:p>
+      <w:pPr>
+        <w:ind w:left="1440"/>
+        <w:rPr>
+          <w:sz w:val="28"/>
+          <w:szCs w:val="28"/>
+        </w:rPr>
+      </w:pPr>
+      <w:r>
+        <w:rPr>
+          <w:sz w:val="28"/>
+          <w:szCs w:val="28"/>
+        </w:rPr>
+        <w:tab/>
+        <w:t>delete t1;</w:t>
+      </w:r>
+    </w:p>
+    <w:p>
+      <w:pPr>
+        <w:ind w:left="1440"/>
+        <w:rPr>
+          <w:sz w:val="28"/>
+          <w:szCs w:val="28"/>
+        </w:rPr>
+      </w:pPr>
+      <w:r>
+        <w:rPr>
+          <w:sz w:val="28"/>
+          <w:szCs w:val="28"/>
+        </w:rPr>
+        <w:tab/>
+        <w:t>return 0;</w:t>
+      </w:r>
+    </w:p>
+    <w:p>
+      <w:pPr>
+        <w:ind w:left="1440"/>
+        <w:rPr>
+          <w:sz w:val="28"/>
+          <w:szCs w:val="28"/>
+        </w:rPr>
+      </w:pPr>
+      <w:r>
+        <w:rPr>
+          <w:sz w:val="28"/>
+          <w:szCs w:val="28"/>
+        </w:rPr>
+        <w:t>}</w:t>
+      </w:r>
+    </w:p>
+    <w:p>
+      <w:pPr>
+        <w:ind w:left="1440"/>
+        <w:rPr>
+          <w:sz w:val="28"/>
+          <w:szCs w:val="28"/>
+        </w:rPr>
+      </w:pPr>
+      <w:r>
+        <w:rPr>
+          <w:b/>
+          <w:bCs/>
+          <w:sz w:val="28"/>
+          <w:szCs w:val="28"/>
+        </w:rPr>
+        <w:t xml:space="preserve">Q-5: </w:t>
+      </w:r>
+      <w:r>
+        <w:rPr>
+          <w:sz w:val="28"/>
+          <w:szCs w:val="28"/>
+        </w:rPr>
+        <w:t>Modify your Playlist class so that it auto-saves the playlist name to a file called autosave.txt when the object is destroyed, simulating an auto-save feature like Spotify</w:t>
+      </w:r>
+      <w:r>
+        <w:rPr>
+          <w:sz w:val="28"/>
+          <w:szCs w:val="28"/>
+        </w:rPr>
+        <w:t>.</w:t>
+      </w:r>
+    </w:p>
+    <w:p>
+      <w:pPr>
+        <w:ind w:left="1440"/>
+        <w:rPr>
+          <w:sz w:val="28"/>
+          <w:szCs w:val="28"/>
+        </w:rPr>
+      </w:pPr>
+      <w:r>
+        <w:rPr>
+          <w:b/>
+          <w:bCs/>
+          <w:sz w:val="28"/>
+          <w:szCs w:val="28"/>
+        </w:rPr>
+        <w:t>Hint:</w:t>
+      </w:r>
+      <w:r>
+        <w:rPr>
+          <w:sz w:val="28"/>
+          <w:szCs w:val="28"/>
+        </w:rPr>
         <w:t xml:space="preserve"> </w:t>
       </w:r>
       <w:r>
@@ -317,6 +2488,665 @@
           <w:szCs w:val="28"/>
         </w:rPr>
         <w:t>Write the file-saving code inside the destructor.</w:t>
+      </w:r>
+    </w:p>
+    <w:p>
+      <w:pPr>
+        <w:ind w:left="1440"/>
+        <w:rPr>
+          <w:sz w:val="28"/>
+          <w:szCs w:val="28"/>
+        </w:rPr>
+      </w:pPr>
+      <w:r>
+        <w:rPr>
+          <w:b/>
+          <w:bCs/>
+          <w:sz w:val="28"/>
+          <w:szCs w:val="28"/>
+        </w:rPr>
+        <w:t>Ans:</w:t>
+      </w:r>
+    </w:p>
+    <w:p>
+      <w:pPr>
+        <w:ind w:left="1440"/>
+        <w:rPr>
+          <w:sz w:val="28"/>
+          <w:szCs w:val="28"/>
+        </w:rPr>
+      </w:pPr>
+      <w:r>
+        <w:rPr>
+          <w:sz w:val="28"/>
+          <w:szCs w:val="28"/>
+        </w:rPr>
+        <w:t>#include&lt;iostream&gt;</w:t>
+      </w:r>
+    </w:p>
+    <w:p>
+      <w:pPr>
+        <w:ind w:left="1440"/>
+        <w:rPr>
+          <w:sz w:val="28"/>
+          <w:szCs w:val="28"/>
+        </w:rPr>
+      </w:pPr>
+      <w:r>
+        <w:rPr>
+          <w:sz w:val="28"/>
+          <w:szCs w:val="28"/>
+        </w:rPr>
+        <w:t>#include&lt;fstream&gt;</w:t>
+      </w:r>
+    </w:p>
+    <w:p>
+      <w:pPr>
+        <w:ind w:left="1440"/>
+        <w:rPr>
+          <w:sz w:val="28"/>
+          <w:szCs w:val="28"/>
+        </w:rPr>
+      </w:pPr>
+      <w:r>
+        <w:rPr>
+          <w:sz w:val="28"/>
+          <w:szCs w:val="28"/>
+        </w:rPr>
+        <w:t>using namespace std;</w:t>
+      </w:r>
+    </w:p>
+    <w:p>
+      <w:pPr>
+        <w:ind w:left="1440"/>
+        <w:rPr>
+          <w:sz w:val="28"/>
+          <w:szCs w:val="28"/>
+        </w:rPr>
+      </w:pPr>
+      <w:r>
+        <w:rPr>
+          <w:sz w:val="28"/>
+          <w:szCs w:val="28"/>
+        </w:rPr>
+        <w:t>class Playlist{</w:t>
+      </w:r>
+    </w:p>
+    <w:p>
+      <w:pPr>
+        <w:ind w:left="1440"/>
+        <w:rPr>
+          <w:sz w:val="28"/>
+          <w:szCs w:val="28"/>
+        </w:rPr>
+      </w:pPr>
+      <w:r>
+        <w:rPr>
+          <w:sz w:val="28"/>
+          <w:szCs w:val="28"/>
+        </w:rPr>
+        <w:tab/>
+        <w:t xml:space="preserve">string </w:t>
+      </w:r>
+      <w:proofErr w:type="spellStart"/>
+      <w:r>
+        <w:rPr>
+          <w:sz w:val="28"/>
+          <w:szCs w:val="28"/>
+        </w:rPr>
+        <w:t>playlistName</w:t>
+      </w:r>
+      <w:proofErr w:type="spellEnd"/>
+      <w:r>
+        <w:rPr>
+          <w:sz w:val="28"/>
+          <w:szCs w:val="28"/>
+        </w:rPr>
+        <w:t>;</w:t>
+      </w:r>
+    </w:p>
+    <w:p>
+      <w:pPr>
+        <w:ind w:left="1440"/>
+        <w:rPr>
+          <w:sz w:val="28"/>
+          <w:szCs w:val="28"/>
+        </w:rPr>
+      </w:pPr>
+      <w:r>
+        <w:rPr>
+          <w:sz w:val="28"/>
+          <w:szCs w:val="28"/>
+        </w:rPr>
+        <w:tab/>
+        <w:t>public:</w:t>
+      </w:r>
+    </w:p>
+    <w:p>
+      <w:pPr>
+        <w:ind w:left="1440"/>
+        <w:rPr>
+          <w:sz w:val="28"/>
+          <w:szCs w:val="28"/>
+        </w:rPr>
+      </w:pPr>
+      <w:r>
+        <w:rPr>
+          <w:sz w:val="28"/>
+          <w:szCs w:val="28"/>
+        </w:rPr>
+        <w:tab/>
+      </w:r>
+      <w:r>
+        <w:rPr>
+          <w:sz w:val="28"/>
+          <w:szCs w:val="28"/>
+        </w:rPr>
+        <w:tab/>
+        <w:t>Playlist(){</w:t>
+      </w:r>
+    </w:p>
+    <w:p>
+      <w:pPr>
+        <w:ind w:left="1440"/>
+        <w:rPr>
+          <w:sz w:val="28"/>
+          <w:szCs w:val="28"/>
+        </w:rPr>
+      </w:pPr>
+      <w:r>
+        <w:rPr>
+          <w:sz w:val="28"/>
+          <w:szCs w:val="28"/>
+        </w:rPr>
+        <w:tab/>
+      </w:r>
+      <w:r>
+        <w:rPr>
+          <w:sz w:val="28"/>
+          <w:szCs w:val="28"/>
+        </w:rPr>
+        <w:tab/>
+      </w:r>
+      <w:r>
+        <w:rPr>
+          <w:sz w:val="28"/>
+          <w:szCs w:val="28"/>
+        </w:rPr>
+        <w:tab/>
+      </w:r>
+      <w:proofErr w:type="spellStart"/>
+      <w:r>
+        <w:rPr>
+          <w:sz w:val="28"/>
+          <w:szCs w:val="28"/>
+        </w:rPr>
+        <w:t>playlistName</w:t>
+      </w:r>
+      <w:proofErr w:type="spellEnd"/>
+      <w:r>
+        <w:rPr>
+          <w:sz w:val="28"/>
+          <w:szCs w:val="28"/>
+        </w:rPr>
+        <w:t xml:space="preserve"> = "My Favourites";</w:t>
+      </w:r>
+    </w:p>
+    <w:p>
+      <w:pPr>
+        <w:ind w:left="1440"/>
+        <w:rPr>
+          <w:sz w:val="28"/>
+          <w:szCs w:val="28"/>
+        </w:rPr>
+      </w:pPr>
+      <w:r>
+        <w:rPr>
+          <w:sz w:val="28"/>
+          <w:szCs w:val="28"/>
+        </w:rPr>
+        <w:tab/>
+      </w:r>
+      <w:r>
+        <w:rPr>
+          <w:sz w:val="28"/>
+          <w:szCs w:val="28"/>
+        </w:rPr>
+        <w:tab/>
+      </w:r>
+      <w:r>
+        <w:rPr>
+          <w:sz w:val="28"/>
+          <w:szCs w:val="28"/>
+        </w:rPr>
+        <w:tab/>
+      </w:r>
+      <w:proofErr w:type="spellStart"/>
+      <w:r>
+        <w:rPr>
+          <w:sz w:val="28"/>
+          <w:szCs w:val="28"/>
+        </w:rPr>
+        <w:t>cout</w:t>
+      </w:r>
+      <w:proofErr w:type="spellEnd"/>
+      <w:r>
+        <w:rPr>
+          <w:sz w:val="28"/>
+          <w:szCs w:val="28"/>
+        </w:rPr>
+        <w:t>&lt;&lt;"Playlist created: "&lt;&lt;</w:t>
+      </w:r>
+      <w:proofErr w:type="spellStart"/>
+      <w:r>
+        <w:rPr>
+          <w:sz w:val="28"/>
+          <w:szCs w:val="28"/>
+        </w:rPr>
+        <w:t>playlistName</w:t>
+      </w:r>
+      <w:proofErr w:type="spellEnd"/>
+      <w:r>
+        <w:rPr>
+          <w:sz w:val="28"/>
+          <w:szCs w:val="28"/>
+        </w:rPr>
+        <w:t>&lt;&lt;"\n";</w:t>
+      </w:r>
+    </w:p>
+    <w:p>
+      <w:pPr>
+        <w:ind w:left="1440"/>
+        <w:rPr>
+          <w:sz w:val="28"/>
+          <w:szCs w:val="28"/>
+        </w:rPr>
+      </w:pPr>
+      <w:r>
+        <w:rPr>
+          <w:sz w:val="28"/>
+          <w:szCs w:val="28"/>
+        </w:rPr>
+        <w:tab/>
+      </w:r>
+      <w:r>
+        <w:rPr>
+          <w:sz w:val="28"/>
+          <w:szCs w:val="28"/>
+        </w:rPr>
+        <w:tab/>
+        <w:t>}</w:t>
+      </w:r>
+    </w:p>
+    <w:p>
+      <w:pPr>
+        <w:ind w:left="1440"/>
+        <w:rPr>
+          <w:sz w:val="28"/>
+          <w:szCs w:val="28"/>
+        </w:rPr>
+      </w:pPr>
+      <w:r>
+        <w:rPr>
+          <w:sz w:val="28"/>
+          <w:szCs w:val="28"/>
+        </w:rPr>
+        <w:tab/>
+      </w:r>
+      <w:r>
+        <w:rPr>
+          <w:sz w:val="28"/>
+          <w:szCs w:val="28"/>
+        </w:rPr>
+        <w:tab/>
+        <w:t>~Playlist(){</w:t>
+      </w:r>
+    </w:p>
+    <w:p>
+      <w:pPr>
+        <w:ind w:left="1440"/>
+        <w:rPr>
+          <w:sz w:val="28"/>
+          <w:szCs w:val="28"/>
+        </w:rPr>
+      </w:pPr>
+      <w:r>
+        <w:rPr>
+          <w:sz w:val="28"/>
+          <w:szCs w:val="28"/>
+        </w:rPr>
+        <w:tab/>
+      </w:r>
+      <w:r>
+        <w:rPr>
+          <w:sz w:val="28"/>
+          <w:szCs w:val="28"/>
+        </w:rPr>
+        <w:tab/>
+      </w:r>
+      <w:r>
+        <w:rPr>
+          <w:sz w:val="28"/>
+          <w:szCs w:val="28"/>
+        </w:rPr>
+        <w:tab/>
+      </w:r>
+      <w:proofErr w:type="spellStart"/>
+      <w:r>
+        <w:rPr>
+          <w:sz w:val="28"/>
+          <w:szCs w:val="28"/>
+        </w:rPr>
+        <w:t>ofstream</w:t>
+      </w:r>
+      <w:proofErr w:type="spellEnd"/>
+      <w:r>
+        <w:rPr>
+          <w:sz w:val="28"/>
+          <w:szCs w:val="28"/>
+        </w:rPr>
+        <w:t xml:space="preserve"> file("autosave.txt");</w:t>
+      </w:r>
+    </w:p>
+    <w:p>
+      <w:pPr>
+        <w:ind w:left="1440"/>
+        <w:rPr>
+          <w:sz w:val="28"/>
+          <w:szCs w:val="28"/>
+        </w:rPr>
+      </w:pPr>
+      <w:r>
+        <w:rPr>
+          <w:sz w:val="28"/>
+          <w:szCs w:val="28"/>
+        </w:rPr>
+        <w:tab/>
+      </w:r>
+      <w:r>
+        <w:rPr>
+          <w:sz w:val="28"/>
+          <w:szCs w:val="28"/>
+        </w:rPr>
+        <w:tab/>
+      </w:r>
+      <w:r>
+        <w:rPr>
+          <w:sz w:val="28"/>
+          <w:szCs w:val="28"/>
+        </w:rPr>
+        <w:tab/>
+        <w:t>file&lt;&lt;"Playlist Name: "&lt;&lt;</w:t>
+      </w:r>
+      <w:proofErr w:type="spellStart"/>
+      <w:r>
+        <w:rPr>
+          <w:sz w:val="28"/>
+          <w:szCs w:val="28"/>
+        </w:rPr>
+        <w:t>playlistName</w:t>
+      </w:r>
+      <w:proofErr w:type="spellEnd"/>
+      <w:r>
+        <w:rPr>
+          <w:sz w:val="28"/>
+          <w:szCs w:val="28"/>
+        </w:rPr>
+        <w:t>&lt;&lt;"\n";</w:t>
+      </w:r>
+    </w:p>
+    <w:p>
+      <w:pPr>
+        <w:ind w:left="1440"/>
+        <w:rPr>
+          <w:sz w:val="28"/>
+          <w:szCs w:val="28"/>
+        </w:rPr>
+      </w:pPr>
+      <w:r>
+        <w:rPr>
+          <w:sz w:val="28"/>
+          <w:szCs w:val="28"/>
+        </w:rPr>
+        <w:tab/>
+      </w:r>
+      <w:r>
+        <w:rPr>
+          <w:sz w:val="28"/>
+          <w:szCs w:val="28"/>
+        </w:rPr>
+        <w:tab/>
+      </w:r>
+      <w:r>
+        <w:rPr>
+          <w:sz w:val="28"/>
+          <w:szCs w:val="28"/>
+        </w:rPr>
+        <w:tab/>
+      </w:r>
+      <w:proofErr w:type="spellStart"/>
+      <w:r>
+        <w:rPr>
+          <w:sz w:val="28"/>
+          <w:szCs w:val="28"/>
+        </w:rPr>
+        <w:t>file.close</w:t>
+      </w:r>
+      <w:proofErr w:type="spellEnd"/>
+      <w:r>
+        <w:rPr>
+          <w:sz w:val="28"/>
+          <w:szCs w:val="28"/>
+        </w:rPr>
+        <w:t>();</w:t>
+      </w:r>
+    </w:p>
+    <w:p>
+      <w:pPr>
+        <w:ind w:left="1440"/>
+        <w:rPr>
+          <w:sz w:val="28"/>
+          <w:szCs w:val="28"/>
+        </w:rPr>
+      </w:pPr>
+      <w:r>
+        <w:rPr>
+          <w:sz w:val="28"/>
+          <w:szCs w:val="28"/>
+        </w:rPr>
+        <w:lastRenderedPageBreak/>
+        <w:tab/>
+      </w:r>
+      <w:r>
+        <w:rPr>
+          <w:sz w:val="28"/>
+          <w:szCs w:val="28"/>
+        </w:rPr>
+        <w:tab/>
+      </w:r>
+      <w:r>
+        <w:rPr>
+          <w:sz w:val="28"/>
+          <w:szCs w:val="28"/>
+        </w:rPr>
+        <w:tab/>
+      </w:r>
+      <w:proofErr w:type="spellStart"/>
+      <w:r>
+        <w:rPr>
+          <w:sz w:val="28"/>
+          <w:szCs w:val="28"/>
+        </w:rPr>
+        <w:t>cout</w:t>
+      </w:r>
+      <w:proofErr w:type="spellEnd"/>
+      <w:r>
+        <w:rPr>
+          <w:sz w:val="28"/>
+          <w:szCs w:val="28"/>
+        </w:rPr>
+        <w:t xml:space="preserve">&lt;&lt;"Playlist auto saved </w:t>
+      </w:r>
+      <w:proofErr w:type="spellStart"/>
+      <w:r>
+        <w:rPr>
+          <w:sz w:val="28"/>
+          <w:szCs w:val="28"/>
+        </w:rPr>
+        <w:t>succesfully</w:t>
+      </w:r>
+      <w:proofErr w:type="spellEnd"/>
+      <w:r>
+        <w:rPr>
+          <w:sz w:val="28"/>
+          <w:szCs w:val="28"/>
+        </w:rPr>
+        <w:t>."&lt;&lt;"\n";</w:t>
+      </w:r>
+      <w:r>
+        <w:rPr>
+          <w:sz w:val="28"/>
+          <w:szCs w:val="28"/>
+        </w:rPr>
+        <w:tab/>
+      </w:r>
+    </w:p>
+    <w:p>
+      <w:pPr>
+        <w:ind w:left="1440"/>
+        <w:rPr>
+          <w:sz w:val="28"/>
+          <w:szCs w:val="28"/>
+        </w:rPr>
+      </w:pPr>
+      <w:r>
+        <w:rPr>
+          <w:sz w:val="28"/>
+          <w:szCs w:val="28"/>
+        </w:rPr>
+        <w:tab/>
+      </w:r>
+      <w:r>
+        <w:rPr>
+          <w:sz w:val="28"/>
+          <w:szCs w:val="28"/>
+        </w:rPr>
+        <w:tab/>
+        <w:t>}</w:t>
+      </w:r>
+    </w:p>
+    <w:p>
+      <w:pPr>
+        <w:ind w:left="1440"/>
+        <w:rPr>
+          <w:sz w:val="28"/>
+          <w:szCs w:val="28"/>
+        </w:rPr>
+      </w:pPr>
+      <w:r>
+        <w:rPr>
+          <w:sz w:val="28"/>
+          <w:szCs w:val="28"/>
+        </w:rPr>
+        <w:t>};</w:t>
+      </w:r>
+    </w:p>
+    <w:p>
+      <w:pPr>
+        <w:ind w:left="1440"/>
+        <w:rPr>
+          <w:sz w:val="28"/>
+          <w:szCs w:val="28"/>
+        </w:rPr>
+      </w:pPr>
+      <w:r>
+        <w:rPr>
+          <w:sz w:val="28"/>
+          <w:szCs w:val="28"/>
+        </w:rPr>
+        <w:t>int main(){</w:t>
+      </w:r>
+    </w:p>
+    <w:p>
+      <w:pPr>
+        <w:ind w:left="1440"/>
+        <w:rPr>
+          <w:sz w:val="28"/>
+          <w:szCs w:val="28"/>
+        </w:rPr>
+      </w:pPr>
+      <w:r>
+        <w:rPr>
+          <w:sz w:val="28"/>
+          <w:szCs w:val="28"/>
+        </w:rPr>
+        <w:tab/>
+        <w:t>Playlist p1;</w:t>
+      </w:r>
+    </w:p>
+    <w:p>
+      <w:pPr>
+        <w:ind w:left="1440"/>
+        <w:rPr>
+          <w:sz w:val="28"/>
+          <w:szCs w:val="28"/>
+        </w:rPr>
+      </w:pPr>
+      <w:r>
+        <w:rPr>
+          <w:sz w:val="28"/>
+          <w:szCs w:val="28"/>
+        </w:rPr>
+        <w:tab/>
+      </w:r>
+      <w:proofErr w:type="spellStart"/>
+      <w:r>
+        <w:rPr>
+          <w:sz w:val="28"/>
+          <w:szCs w:val="28"/>
+        </w:rPr>
+        <w:t>cout</w:t>
+      </w:r>
+      <w:proofErr w:type="spellEnd"/>
+      <w:r>
+        <w:rPr>
+          <w:sz w:val="28"/>
+          <w:szCs w:val="28"/>
+        </w:rPr>
+        <w:t>&lt;&lt;"Using Playlist....\n";</w:t>
+      </w:r>
+    </w:p>
+    <w:p>
+      <w:pPr>
+        <w:ind w:left="1440"/>
+        <w:rPr>
+          <w:sz w:val="28"/>
+          <w:szCs w:val="28"/>
+        </w:rPr>
+      </w:pPr>
+      <w:r>
+        <w:rPr>
+          <w:sz w:val="28"/>
+          <w:szCs w:val="28"/>
+        </w:rPr>
+        <w:tab/>
+        <w:t>return 0;</w:t>
+      </w:r>
+    </w:p>
+    <w:p>
+      <w:pPr>
+        <w:ind w:left="1440"/>
+        <w:rPr>
+          <w:sz w:val="28"/>
+          <w:szCs w:val="28"/>
+        </w:rPr>
+      </w:pPr>
+      <w:r>
+        <w:rPr>
+          <w:sz w:val="28"/>
+          <w:szCs w:val="28"/>
+        </w:rPr>
+        <w:t>}</w:t>
       </w:r>
     </w:p>
     <w:p/>
@@ -935,6 +3765,7 @@
   <w:style w:type="character" w:default="1" w:styleId="DefaultParagraphFont">
     <w:name w:val="Default Paragraph Font"/>
     <w:uiPriority w:val="1"/>
+    <w:semiHidden/>
     <w:unhideWhenUsed/>
   </w:style>
   <w:style w:type="table" w:default="1" w:styleId="TableNormal">
